--- a/klagomål/A 63261-2025 FSC-klagomål.docx
+++ b/klagomål/A 63261-2025 FSC-klagomål.docx
@@ -652,7 +652,7 @@
     <w:r>
       <w:tab/>
       <w:tab/>
-      <w:t>2026-09-14</w:t>
+      <w:t>2026-09-15</w:t>
       <w:br/>
       <w:br/>
     </w:r>

--- a/klagomål/A 63261-2025 FSC-klagomål.docx
+++ b/klagomål/A 63261-2025 FSC-klagomål.docx
@@ -652,7 +652,7 @@
     <w:r>
       <w:tab/>
       <w:tab/>
-      <w:t>2026-09-15</w:t>
+      <w:t>2026-09-16</w:t>
       <w:br/>
       <w:br/>
     </w:r>

--- a/klagomål/A 63261-2025 FSC-klagomål.docx
+++ b/klagomål/A 63261-2025 FSC-klagomål.docx
@@ -652,7 +652,7 @@
     <w:r>
       <w:tab/>
       <w:tab/>
-      <w:t>2026-09-16</w:t>
+      <w:t>2026-09-17</w:t>
       <w:br/>
       <w:br/>
     </w:r>

--- a/klagomål/A 63261-2025 FSC-klagomål.docx
+++ b/klagomål/A 63261-2025 FSC-klagomål.docx
@@ -652,7 +652,7 @@
     <w:r>
       <w:tab/>
       <w:tab/>
-      <w:t>2026-09-17</w:t>
+      <w:t>2026-09-18</w:t>
       <w:br/>
       <w:br/>
     </w:r>

--- a/klagomål/A 63261-2025 FSC-klagomål.docx
+++ b/klagomål/A 63261-2025 FSC-klagomål.docx
@@ -652,7 +652,7 @@
     <w:r>
       <w:tab/>
       <w:tab/>
-      <w:t>2026-09-18</w:t>
+      <w:t>2026-09-19</w:t>
       <w:br/>
       <w:br/>
     </w:r>

--- a/klagomål/A 63261-2025 FSC-klagomål.docx
+++ b/klagomål/A 63261-2025 FSC-klagomål.docx
@@ -652,7 +652,7 @@
     <w:r>
       <w:tab/>
       <w:tab/>
-      <w:t>2026-09-19</w:t>
+      <w:t>2026-09-21</w:t>
       <w:br/>
       <w:br/>
     </w:r>

--- a/klagomål/A 63261-2025 FSC-klagomål.docx
+++ b/klagomål/A 63261-2025 FSC-klagomål.docx
@@ -652,7 +652,7 @@
     <w:r>
       <w:tab/>
       <w:tab/>
-      <w:t>2026-09-21</w:t>
+      <w:t>2026-09-23</w:t>
       <w:br/>
       <w:br/>
     </w:r>

--- a/klagomål/A 63261-2025 FSC-klagomål.docx
+++ b/klagomål/A 63261-2025 FSC-klagomål.docx
@@ -652,7 +652,7 @@
     <w:r>
       <w:tab/>
       <w:tab/>
-      <w:t>2026-09-23</w:t>
+      <w:t>2026-09-24</w:t>
       <w:br/>
       <w:br/>
     </w:r>

--- a/klagomål/A 63261-2025 FSC-klagomål.docx
+++ b/klagomål/A 63261-2025 FSC-klagomål.docx
@@ -652,7 +652,7 @@
     <w:r>
       <w:tab/>
       <w:tab/>
-      <w:t>2026-09-24</w:t>
+      <w:t>2026-09-25</w:t>
       <w:br/>
       <w:br/>
     </w:r>

--- a/klagomål/A 63261-2025 FSC-klagomål.docx
+++ b/klagomål/A 63261-2025 FSC-klagomål.docx
@@ -652,7 +652,7 @@
     <w:r>
       <w:tab/>
       <w:tab/>
-      <w:t>2026-09-25</w:t>
+      <w:t>2026-09-26</w:t>
       <w:br/>
       <w:br/>
     </w:r>

--- a/klagomål/A 63261-2025 FSC-klagomål.docx
+++ b/klagomål/A 63261-2025 FSC-klagomål.docx
@@ -652,7 +652,7 @@
     <w:r>
       <w:tab/>
       <w:tab/>
-      <w:t>2026-09-26</w:t>
+      <w:t>2026-09-27</w:t>
       <w:br/>
       <w:br/>
     </w:r>

--- a/klagomål/A 63261-2025 FSC-klagomål.docx
+++ b/klagomål/A 63261-2025 FSC-klagomål.docx
@@ -652,7 +652,7 @@
     <w:r>
       <w:tab/>
       <w:tab/>
-      <w:t>2026-09-27</w:t>
+      <w:t>2026-09-28</w:t>
       <w:br/>
       <w:br/>
     </w:r>

--- a/klagomål/A 63261-2025 FSC-klagomål.docx
+++ b/klagomål/A 63261-2025 FSC-klagomål.docx
@@ -652,7 +652,7 @@
     <w:r>
       <w:tab/>
       <w:tab/>
-      <w:t>2026-09-28</w:t>
+      <w:t>2026-09-29</w:t>
       <w:br/>
       <w:br/>
     </w:r>

--- a/klagomål/A 63261-2025 FSC-klagomål.docx
+++ b/klagomål/A 63261-2025 FSC-klagomål.docx
@@ -652,7 +652,7 @@
     <w:r>
       <w:tab/>
       <w:tab/>
-      <w:t>2026-09-29</w:t>
+      <w:t>2026-09-30</w:t>
       <w:br/>
       <w:br/>
     </w:r>

--- a/klagomål/A 63261-2025 FSC-klagomål.docx
+++ b/klagomål/A 63261-2025 FSC-klagomål.docx
@@ -652,7 +652,7 @@
     <w:r>
       <w:tab/>
       <w:tab/>
-      <w:t>2026-09-30</w:t>
+      <w:t>2026-10-01</w:t>
       <w:br/>
       <w:br/>
     </w:r>

--- a/klagomål/A 63261-2025 FSC-klagomål.docx
+++ b/klagomål/A 63261-2025 FSC-klagomål.docx
@@ -652,7 +652,7 @@
     <w:r>
       <w:tab/>
       <w:tab/>
-      <w:t>2026-10-01</w:t>
+      <w:t>2026-10-02</w:t>
       <w:br/>
       <w:br/>
     </w:r>

--- a/klagomål/A 63261-2025 FSC-klagomål.docx
+++ b/klagomål/A 63261-2025 FSC-klagomål.docx
@@ -652,7 +652,7 @@
     <w:r>
       <w:tab/>
       <w:tab/>
-      <w:t>2026-10-02</w:t>
+      <w:t>2026-10-03</w:t>
       <w:br/>
       <w:br/>
     </w:r>

--- a/klagomål/A 63261-2025 FSC-klagomål.docx
+++ b/klagomål/A 63261-2025 FSC-klagomål.docx
@@ -652,7 +652,7 @@
     <w:r>
       <w:tab/>
       <w:tab/>
-      <w:t>2026-10-03</w:t>
+      <w:t>2026-10-04</w:t>
       <w:br/>
       <w:br/>
     </w:r>

--- a/klagomål/A 63261-2025 FSC-klagomål.docx
+++ b/klagomål/A 63261-2025 FSC-klagomål.docx
@@ -652,7 +652,7 @@
     <w:r>
       <w:tab/>
       <w:tab/>
-      <w:t>2026-10-04</w:t>
+      <w:t>2026-10-05</w:t>
       <w:br/>
       <w:br/>
     </w:r>

--- a/klagomål/A 63261-2025 FSC-klagomål.docx
+++ b/klagomål/A 63261-2025 FSC-klagomål.docx
@@ -652,7 +652,7 @@
     <w:r>
       <w:tab/>
       <w:tab/>
-      <w:t>2026-10-05</w:t>
+      <w:t>2026-10-06</w:t>
       <w:br/>
       <w:br/>
     </w:r>

--- a/klagomål/A 63261-2025 FSC-klagomål.docx
+++ b/klagomål/A 63261-2025 FSC-klagomål.docx
@@ -652,7 +652,7 @@
     <w:r>
       <w:tab/>
       <w:tab/>
-      <w:t>2026-10-06</w:t>
+      <w:t>2026-10-07</w:t>
       <w:br/>
       <w:br/>
     </w:r>

--- a/klagomål/A 63261-2025 FSC-klagomål.docx
+++ b/klagomål/A 63261-2025 FSC-klagomål.docx
@@ -652,7 +652,7 @@
     <w:r>
       <w:tab/>
       <w:tab/>
-      <w:t>2026-10-07</w:t>
+      <w:t>2026-10-08</w:t>
       <w:br/>
       <w:br/>
     </w:r>

--- a/klagomål/A 63261-2025 FSC-klagomål.docx
+++ b/klagomål/A 63261-2025 FSC-klagomål.docx
@@ -652,7 +652,7 @@
     <w:r>
       <w:tab/>
       <w:tab/>
-      <w:t>2026-10-08</w:t>
+      <w:t>2026-10-09</w:t>
       <w:br/>
       <w:br/>
     </w:r>

--- a/klagomål/A 63261-2025 FSC-klagomål.docx
+++ b/klagomål/A 63261-2025 FSC-klagomål.docx
@@ -652,7 +652,7 @@
     <w:r>
       <w:tab/>
       <w:tab/>
-      <w:t>2026-10-09</w:t>
+      <w:t>2026-10-10</w:t>
       <w:br/>
       <w:br/>
     </w:r>

--- a/klagomål/A 63261-2025 FSC-klagomål.docx
+++ b/klagomål/A 63261-2025 FSC-klagomål.docx
@@ -652,7 +652,7 @@
     <w:r>
       <w:tab/>
       <w:tab/>
-      <w:t>2026-10-10</w:t>
+      <w:t>2026-10-11</w:t>
       <w:br/>
       <w:br/>
     </w:r>

--- a/klagomål/A 63261-2025 FSC-klagomål.docx
+++ b/klagomål/A 63261-2025 FSC-klagomål.docx
@@ -652,7 +652,7 @@
     <w:r>
       <w:tab/>
       <w:tab/>
-      <w:t>2026-10-11</w:t>
+      <w:t>2026-10-12</w:t>
       <w:br/>
       <w:br/>
     </w:r>

--- a/klagomål/A 63261-2025 FSC-klagomål.docx
+++ b/klagomål/A 63261-2025 FSC-klagomål.docx
@@ -652,7 +652,7 @@
     <w:r>
       <w:tab/>
       <w:tab/>
-      <w:t>2026-10-12</w:t>
+      <w:t>2026-10-13</w:t>
       <w:br/>
       <w:br/>
     </w:r>

--- a/klagomål/A 63261-2025 FSC-klagomål.docx
+++ b/klagomål/A 63261-2025 FSC-klagomål.docx
@@ -652,7 +652,7 @@
     <w:r>
       <w:tab/>
       <w:tab/>
-      <w:t>2026-10-13</w:t>
+      <w:t>2026-10-14</w:t>
       <w:br/>
       <w:br/>
     </w:r>

--- a/klagomål/A 63261-2025 FSC-klagomål.docx
+++ b/klagomål/A 63261-2025 FSC-klagomål.docx
@@ -652,7 +652,7 @@
     <w:r>
       <w:tab/>
       <w:tab/>
-      <w:t>2026-10-14</w:t>
+      <w:t>2026-10-15</w:t>
       <w:br/>
       <w:br/>
     </w:r>

--- a/klagomål/A 63261-2025 FSC-klagomål.docx
+++ b/klagomål/A 63261-2025 FSC-klagomål.docx
@@ -652,7 +652,7 @@
     <w:r>
       <w:tab/>
       <w:tab/>
-      <w:t>2026-10-15</w:t>
+      <w:t>2026-10-16</w:t>
       <w:br/>
       <w:br/>
     </w:r>

--- a/klagomål/A 63261-2025 FSC-klagomål.docx
+++ b/klagomål/A 63261-2025 FSC-klagomål.docx
@@ -652,7 +652,7 @@
     <w:r>
       <w:tab/>
       <w:tab/>
-      <w:t>2026-10-16</w:t>
+      <w:t>2026-10-17</w:t>
       <w:br/>
       <w:br/>
     </w:r>

--- a/klagomål/A 63261-2025 FSC-klagomål.docx
+++ b/klagomål/A 63261-2025 FSC-klagomål.docx
@@ -652,7 +652,7 @@
     <w:r>
       <w:tab/>
       <w:tab/>
-      <w:t>2026-10-17</w:t>
+      <w:t>2026-10-18</w:t>
       <w:br/>
       <w:br/>
     </w:r>

--- a/klagomål/A 63261-2025 FSC-klagomål.docx
+++ b/klagomål/A 63261-2025 FSC-klagomål.docx
@@ -652,7 +652,7 @@
     <w:r>
       <w:tab/>
       <w:tab/>
-      <w:t>2026-10-18</w:t>
+      <w:t>2026-10-19</w:t>
       <w:br/>
       <w:br/>
     </w:r>

--- a/klagomål/A 63261-2025 FSC-klagomål.docx
+++ b/klagomål/A 63261-2025 FSC-klagomål.docx
@@ -652,7 +652,7 @@
     <w:r>
       <w:tab/>
       <w:tab/>
-      <w:t>2026-10-19</w:t>
+      <w:t>2026-10-20</w:t>
       <w:br/>
       <w:br/>
     </w:r>

--- a/klagomål/A 63261-2025 FSC-klagomål.docx
+++ b/klagomål/A 63261-2025 FSC-klagomål.docx
@@ -163,7 +163,7 @@
         <w:pStyle w:val="Title"/>
       </w:pPr>
       <w:r>
-        <w:t>Inledande FSC- /PEFC-klagomål – information om höga naturvärden i avverkningsanmälan A 63261-2025 i Tierps kommun</w:t>
+        <w:t>Inledande FSC- /PEFC-klagomål – information om höga naturvärden och fridlysta arter i avverkningsanmälan A 63261-2025 i Tierps kommun</w:t>
       </w:r>
     </w:p>
     <w:p>
@@ -216,12 +216,12 @@
         <w:spacing w:after="240"/>
       </w:pPr>
       <w:r>
-        <w:t>Figur 1. Fyndplatser för naturvårdsarter i avverkningsanmälan. Markörer utan svart kant är placerade på fyndplatsen. Markörer med svart kant är placerade vid sidan av fyndplatsen och har ett svart streck som visar fyndplatsens exakta position. Kartans mittpunktskoordinat är N 6691073, E 658697 i SWEREF 99 TM.</w:t>
+        <w:t>Figur 1. Fyndplatser för naturvårdsarter i och inom 22 meter från avverkningsanmälan. Markörer utan svart kant är placerade på fyndplatsen. Markörer med svart kant är placerade vid sidan av fyndplatsen och har ett svart streck som visar fyndplatsens exakta position. Kartans mittpunktskoordinat är N 6691073, E 658697 i SWEREF 99 TM.</w:t>
       </w:r>
     </w:p>
     <w:p>
       <w:r>
-        <w:t>I avverkningsanmälan finns fynd av 1 naturvårdsarter, varav 1 är rödlistad: brunfläckig pärlemorfjäril (VU). Se Figur 1.</w:t>
+        <w:t>I och inom 22 meter från avverkningsanmälan finns fynd av 5 naturvårdsarter, varav 2 är rödlistade, 2 är fridlysta, 4 är typiska (T) och 1 är signalart (S): brunfläckig pärlemorfjäril (VU), vårärt (NT, T), skogsknipprot (S, T, §8), blåsippa (T, §9) och kransmossa (T). Se Figur 1.</w:t>
       </w:r>
     </w:p>
     <w:p>
@@ -245,6 +245,113 @@
     <w:p>
       <w:r>
         <w:t>Nedan följer beskrivningar av de naturvårdsarter och fridlysta arter som har sina livsmiljöer och växtplatser i den avverkningsanmälda skogen. De påträffade naturvårdsarterna är ett tydligt kvitto på att det rör sig om en skog med höga naturvärden.</w:t>
+      </w:r>
+    </w:p>
+    <w:p>
+      <w:r>
+        <w:rPr>
+          <w:b/>
+        </w:rPr>
+        <w:t>Vårärt (NT)</w:t>
+      </w:r>
+      <w:r>
+        <w:t xml:space="preserve"> är en kalkgynnad mullväxt som är knuten till rik lundartad vegetation och har sin huvudsakliga förekomst i sydliga kalklövskogar, lövängen och hässlen. Den har även viktiga förekomster av reliktkaraktär i örtrika kalkgranskogar på frisk eller något fuktig mark i mellersta Sverige. Vårärt är en extra betydelsefull signalart i boreala och boreonemorala kalkgranskogar, då dessa förekomster nu är starkt fragmenterade och troligen visar på en flertusenårig ekologisk kontinuitet där spridning och etablering kan ha skett under postglaciala värmetiden. Arten tål inte dagens storskaliga skogsbruksmetoder och den kommer in på rödlistan för första gången 2025 till följd av en kraftig minskning (&gt;50%) i Riksskogstaxeringens data. Vårärt är typisk art för </w:t>
+      </w:r>
+      <w:r>
+        <w:rPr>
+          <w:i/>
+        </w:rPr>
+        <w:t xml:space="preserve">9050 Näringsrik granskog, 9020 Nordlig ädellövskog, 9160 Näringsrik ekskog </w:t>
+      </w:r>
+      <w:r>
+        <w:t xml:space="preserve">och </w:t>
+      </w:r>
+      <w:r>
+        <w:rPr>
+          <w:i/>
+        </w:rPr>
+        <w:t>9180 Ädellövskog i branter</w:t>
+      </w:r>
+      <w:r>
+        <w:t xml:space="preserve"> (Nitare &amp; Skogsstyrelsen, 2019; SLU Artdatabanken, 2026).</w:t>
+      </w:r>
+    </w:p>
+    <w:p>
+      <w:r>
+        <w:rPr>
+          <w:b/>
+        </w:rPr>
+        <w:t>Skogsknipprot (§8)</w:t>
+      </w:r>
+      <w:r>
+        <w:t xml:space="preserve"> är fridlyst enligt 8§ artskyddsförordningen och typisk art för </w:t>
+      </w:r>
+      <w:r>
+        <w:rPr>
+          <w:i/>
+        </w:rPr>
+        <w:t>9050 Näringsrik granskog</w:t>
+      </w:r>
+      <w:r>
+        <w:t xml:space="preserve"> (SLU Artdatabanken, 2025).</w:t>
+      </w:r>
+    </w:p>
+    <w:p>
+      <w:r>
+        <w:rPr>
+          <w:b/>
+        </w:rPr>
+        <w:t>Blåsippa (§9)</w:t>
+      </w:r>
+      <w:r>
+        <w:t xml:space="preserve"> är typisk art för </w:t>
+      </w:r>
+      <w:r>
+        <w:rPr>
+          <w:i/>
+        </w:rPr>
+        <w:t>9050 Näringsrik granskog, 9020 Nordlig ädellövskog</w:t>
+      </w:r>
+      <w:r>
+        <w:t xml:space="preserve"> och </w:t>
+      </w:r>
+      <w:r>
+        <w:rPr>
+          <w:i/>
+        </w:rPr>
+        <w:t>8240 Karsthällmarker</w:t>
+      </w:r>
+      <w:r>
+        <w:t xml:space="preserve"> (SLU Artdatabanken, 2025).</w:t>
+      </w:r>
+    </w:p>
+    <w:p>
+      <w:r>
+        <w:rPr>
+          <w:b/>
+        </w:rPr>
+        <w:t>Kransmossa</w:t>
+      </w:r>
+      <w:r>
+        <w:t xml:space="preserve"> är typisk art för </w:t>
+      </w:r>
+      <w:r>
+        <w:rPr>
+          <w:i/>
+        </w:rPr>
+        <w:t xml:space="preserve">9050 Näringsrik granskog </w:t>
+      </w:r>
+      <w:r>
+        <w:t xml:space="preserve">och </w:t>
+      </w:r>
+      <w:r>
+        <w:rPr>
+          <w:i/>
+        </w:rPr>
+        <w:t xml:space="preserve">6170 Alpina kalkgräsmarker </w:t>
+      </w:r>
+      <w:r>
+        <w:t>(SLU Artdatabanken, 2025).</w:t>
       </w:r>
     </w:p>
     <w:p>
@@ -337,7 +444,7 @@
         <w:rPr>
           <w:i/>
         </w:rPr>
-        <w:t>I det avverkningsanmälda skogsområdet har 1 naturvårdsarter varav 1 rödlistade arter sina livsmiljöer och växtplatser.</w:t>
+        <w:t>I det avverkningsanmälda skogsområdet har 5 naturvårdsarter varav 2 rödlistade arter sina livsmiljöer och växtplatser.</w:t>
       </w:r>
     </w:p>
     <w:p>
@@ -652,7 +759,7 @@
     <w:r>
       <w:tab/>
       <w:tab/>
-      <w:t>2026-10-20</w:t>
+      <w:t>2026-10-21</w:t>
       <w:br/>
       <w:br/>
     </w:r>

--- a/klagomål/A 63261-2025 FSC-klagomål.docx
+++ b/klagomål/A 63261-2025 FSC-klagomål.docx
@@ -759,7 +759,7 @@
     <w:r>
       <w:tab/>
       <w:tab/>
-      <w:t>2026-10-21</w:t>
+      <w:t>2026-10-22</w:t>
       <w:br/>
       <w:br/>
     </w:r>

--- a/klagomål/A 63261-2025 FSC-klagomål.docx
+++ b/klagomål/A 63261-2025 FSC-klagomål.docx
@@ -759,7 +759,7 @@
     <w:r>
       <w:tab/>
       <w:tab/>
-      <w:t>2026-10-22</w:t>
+      <w:t>2026-10-23</w:t>
       <w:br/>
       <w:br/>
     </w:r>

--- a/klagomål/A 63261-2025 FSC-klagomål.docx
+++ b/klagomål/A 63261-2025 FSC-klagomål.docx
@@ -759,7 +759,7 @@
     <w:r>
       <w:tab/>
       <w:tab/>
-      <w:t>2026-10-23</w:t>
+      <w:t>2026-10-24</w:t>
       <w:br/>
       <w:br/>
     </w:r>

--- a/klagomål/A 63261-2025 FSC-klagomål.docx
+++ b/klagomål/A 63261-2025 FSC-klagomål.docx
@@ -759,7 +759,7 @@
     <w:r>
       <w:tab/>
       <w:tab/>
-      <w:t>2026-10-24</w:t>
+      <w:t>2026-10-25</w:t>
       <w:br/>
       <w:br/>
     </w:r>

--- a/klagomål/A 63261-2025 FSC-klagomål.docx
+++ b/klagomål/A 63261-2025 FSC-klagomål.docx
@@ -759,7 +759,7 @@
     <w:r>
       <w:tab/>
       <w:tab/>
-      <w:t>2026-10-25</w:t>
+      <w:t>2026-10-26</w:t>
       <w:br/>
       <w:br/>
     </w:r>

--- a/klagomål/A 63261-2025 FSC-klagomål.docx
+++ b/klagomål/A 63261-2025 FSC-klagomål.docx
@@ -759,7 +759,7 @@
     <w:r>
       <w:tab/>
       <w:tab/>
-      <w:t>2026-10-26</w:t>
+      <w:t>2026-10-27</w:t>
       <w:br/>
       <w:br/>
     </w:r>

--- a/klagomål/A 63261-2025 FSC-klagomål.docx
+++ b/klagomål/A 63261-2025 FSC-klagomål.docx
@@ -759,7 +759,7 @@
     <w:r>
       <w:tab/>
       <w:tab/>
-      <w:t>2026-10-27</w:t>
+      <w:t>2026-10-28</w:t>
       <w:br/>
       <w:br/>
     </w:r>

--- a/klagomål/A 63261-2025 FSC-klagomål.docx
+++ b/klagomål/A 63261-2025 FSC-klagomål.docx
@@ -759,7 +759,7 @@
     <w:r>
       <w:tab/>
       <w:tab/>
-      <w:t>2026-10-28</w:t>
+      <w:t>2026-10-29</w:t>
       <w:br/>
       <w:br/>
     </w:r>

--- a/klagomål/A 63261-2025 FSC-klagomål.docx
+++ b/klagomål/A 63261-2025 FSC-klagomål.docx
@@ -759,7 +759,7 @@
     <w:r>
       <w:tab/>
       <w:tab/>
-      <w:t>2026-10-29</w:t>
+      <w:t>2026-10-31</w:t>
       <w:br/>
       <w:br/>
     </w:r>
